--- a/src/Parchment.Tests/Docx/EditableFieldTests.RenderAllKinds.verified.docx
+++ b/src/Parchment.Tests/Docx/EditableFieldTests.RenderAllKinds.verified.docx
@@ -58,14 +58,37 @@
     </w:p>
     <w:p>
       <w:r>
+        <w:t xml:space="preserve">Delivery: </w:t>
+      </w:r>
+      <w:permStart w:edGrp="everyone" w:id="3"/>
+      <w:sdt>
+        <w:sdtPr>
+          <w:alias w:val="Delivery"/>
+          <w:tag w:val="Delivery"/>
+          <w:id w:val="3"/>
+          <w:lock w:val="sdtLocked"/>
+          <w:date w:fullDate="2026-07-06T00:00:00">
+            <w:dateFormat w:val="yyyy-MM-dd"/>
+          </w:date>
+        </w:sdtPr>
+        <w:sdtContent>
+          <w:r>
+            <w:t xml:space="preserve">2026-07-06</w:t>
+          </w:r>
+        </w:sdtContent>
+      </w:sdt>
+      <w:permEnd w:id="3"/>
+    </w:p>
+    <w:p>
+      <w:r>
         <w:t xml:space="preserve">Status: </w:t>
       </w:r>
-      <w:permStart w:edGrp="everyone" w:id="3"/>
+      <w:permStart w:edGrp="everyone" w:id="4"/>
       <w:sdt>
         <w:sdtPr>
           <w:alias w:val="Status"/>
           <w:tag w:val="Status"/>
-          <w:id w:val="3"/>
+          <w:id w:val="4"/>
           <w:lock w:val="sdtLocked"/>
           <w:dropDownList>
             <w:listItem w:displayText="Draft" w:value="Draft"/>
@@ -79,18 +102,18 @@
           </w:r>
         </w:sdtContent>
       </w:sdt>
-      <w:permEnd w:id="3"/>
+      <w:permEnd w:id="4"/>
     </w:p>
     <w:p>
       <w:r>
         <w:t xml:space="preserve">Discount: </w:t>
       </w:r>
-      <w:permStart w:edGrp="everyone" w:id="4"/>
+      <w:permStart w:edGrp="everyone" w:id="5"/>
       <w:sdt>
         <w:sdtPr>
           <w:alias w:val="Discount"/>
           <w:tag w:val="Discount"/>
-          <w:id w:val="4"/>
+          <w:id w:val="5"/>
           <w:lock w:val="sdtLocked"/>
           <w:text/>
         </w:sdtPr>
@@ -100,18 +123,18 @@
           </w:r>
         </w:sdtContent>
       </w:sdt>
-      <w:permEnd w:id="4"/>
+      <w:permEnd w:id="5"/>
     </w:p>
     <w:p>
       <w:r>
         <w:t xml:space="preserve">Notes: </w:t>
       </w:r>
-      <w:permStart w:edGrp="everyone" w:id="5"/>
+      <w:permStart w:edGrp="everyone" w:id="6"/>
       <w:sdt>
         <w:sdtPr>
           <w:alias w:val="Notes"/>
           <w:tag w:val="Notes"/>
-          <w:id w:val="5"/>
+          <w:id w:val="6"/>
           <w:lock w:val="sdtLocked"/>
           <w:showingPlcHdr/>
           <w:text/>
@@ -125,15 +148,15 @@
           </w:r>
         </w:sdtContent>
       </w:sdt>
-      <w:permEnd w:id="5"/>
-    </w:p>
-    <w:p>
-      <w:permStart w:edGrp="everyone" w:id="6"/>
+      <w:permEnd w:id="6"/>
+    </w:p>
+    <w:p>
+      <w:permStart w:edGrp="everyone" w:id="7"/>
       <w:sdt>
         <w:sdtPr>
           <w:alias w:val="Instructions"/>
           <w:tag w:val="Instructions"/>
-          <w:id w:val="6"/>
+          <w:id w:val="7"/>
           <w:lock w:val="sdtLocked"/>
           <w:text w:multiLine="true"/>
         </w:sdtPr>
@@ -145,7 +168,7 @@
           </w:r>
         </w:sdtContent>
       </w:sdt>
-      <w:permEnd w:id="6"/>
+      <w:permEnd w:id="7"/>
     </w:p>
     <w:sectPr>
       <w:pgSz w:w="6500" w:h="8000"/>

--- a/src/Parchment.Tests/Docx/EditableFieldTests.RenderAllKinds.verified.docx
+++ b/src/Parchment.Tests/Docx/EditableFieldTests.RenderAllKinds.verified.docx
@@ -144,7 +144,7 @@
             <w:rPr>
               <w:rStyle w:val="PlaceholderText"/>
             </w:rPr>
-            <w:t xml:space="preserve">Click or tap here to enter text.</w:t>
+            <w:t xml:space="preserve">Enter text</w:t>
           </w:r>
         </w:sdtContent>
       </w:sdt>
